--- a/Documents/Documentatie Dynamische Onderdelen.docx
+++ b/Documents/Documentatie Dynamische Onderdelen.docx
@@ -566,6 +566,428 @@
           <w:lang w:val="nl-NL"/>
         </w:rPr>
         <w:t xml:space="preserve"> website, ook heb ik daar alle posters opgehaald als AVIF bestanden</w:t>
+      </w:r>
+    </w:p>
+    <w:p>
+      <w:pPr>
+        <w:pStyle w:val="ListParagraph"/>
+        <w:numPr>
+          <w:ilvl w:val="0"/>
+          <w:numId w:val="1"/>
+        </w:numPr>
+        <w:rPr>
+          <w:sz w:val="28"/>
+          <w:szCs w:val="28"/>
+          <w:lang w:val="nl-NL"/>
+        </w:rPr>
+      </w:pPr>
+      <w:r>
+        <w:rPr>
+          <w:lang w:val="nl-NL"/>
+        </w:rPr>
+        <w:t xml:space="preserve">Ik heb hierna een </w:t>
+      </w:r>
+      <w:proofErr w:type="spellStart"/>
+      <w:r>
+        <w:rPr>
+          <w:lang w:val="nl-NL"/>
+        </w:rPr>
+        <w:t>divje</w:t>
+      </w:r>
+      <w:proofErr w:type="spellEnd"/>
+      <w:r>
+        <w:rPr>
+          <w:lang w:val="nl-NL"/>
+        </w:rPr>
+        <w:t xml:space="preserve"> aangemaakt in mijn html waar hierna de info over de film in kan, deze heb ik een </w:t>
+      </w:r>
+      <w:proofErr w:type="spellStart"/>
+      <w:r>
+        <w:rPr>
+          <w:lang w:val="nl-NL"/>
+        </w:rPr>
+        <w:t>id</w:t>
+      </w:r>
+      <w:proofErr w:type="spellEnd"/>
+      <w:r>
+        <w:rPr>
+          <w:lang w:val="nl-NL"/>
+        </w:rPr>
+        <w:t xml:space="preserve"> en class gegeven, met </w:t>
+      </w:r>
+      <w:proofErr w:type="spellStart"/>
+      <w:r>
+        <w:rPr>
+          <w:lang w:val="nl-NL"/>
+        </w:rPr>
+        <w:t>css</w:t>
+      </w:r>
+      <w:proofErr w:type="spellEnd"/>
+      <w:r>
+        <w:rPr>
+          <w:lang w:val="nl-NL"/>
+        </w:rPr>
+        <w:t xml:space="preserve"> heb ik de grootte </w:t>
+      </w:r>
+      <w:proofErr w:type="spellStart"/>
+      <w:r>
+        <w:rPr>
+          <w:lang w:val="nl-NL"/>
+        </w:rPr>
+        <w:t>enz</w:t>
+      </w:r>
+      <w:proofErr w:type="spellEnd"/>
+      <w:r>
+        <w:rPr>
+          <w:lang w:val="nl-NL"/>
+        </w:rPr>
+        <w:t xml:space="preserve"> bepaald en daarna heb ik een </w:t>
+      </w:r>
+      <w:proofErr w:type="spellStart"/>
+      <w:r>
+        <w:rPr>
+          <w:lang w:val="nl-NL"/>
+        </w:rPr>
+        <w:t>foreach</w:t>
+      </w:r>
+      <w:proofErr w:type="spellEnd"/>
+      <w:r>
+        <w:rPr>
+          <w:lang w:val="nl-NL"/>
+        </w:rPr>
+        <w:t xml:space="preserve"> script geschreven in </w:t>
+      </w:r>
+      <w:proofErr w:type="spellStart"/>
+      <w:r>
+        <w:rPr>
+          <w:lang w:val="nl-NL"/>
+        </w:rPr>
+        <w:t>js</w:t>
+      </w:r>
+      <w:proofErr w:type="spellEnd"/>
+      <w:r>
+        <w:rPr>
+          <w:lang w:val="nl-NL"/>
+        </w:rPr>
+        <w:t xml:space="preserve"> die ervoor zorgt dat voor elke film automatisch een </w:t>
+      </w:r>
+      <w:proofErr w:type="spellStart"/>
+      <w:r>
+        <w:rPr>
+          <w:lang w:val="nl-NL"/>
+        </w:rPr>
+        <w:t>gridbox</w:t>
+      </w:r>
+      <w:proofErr w:type="spellEnd"/>
+      <w:r>
+        <w:rPr>
+          <w:lang w:val="nl-NL"/>
+        </w:rPr>
+        <w:t xml:space="preserve"> aangemaakt wordt.</w:t>
+      </w:r>
+    </w:p>
+    <w:p>
+      <w:pPr>
+        <w:pStyle w:val="ListParagraph"/>
+        <w:numPr>
+          <w:ilvl w:val="0"/>
+          <w:numId w:val="1"/>
+        </w:numPr>
+        <w:rPr>
+          <w:sz w:val="28"/>
+          <w:szCs w:val="28"/>
+          <w:lang w:val="nl-NL"/>
+        </w:rPr>
+      </w:pPr>
+      <w:r>
+        <w:rPr>
+          <w:lang w:val="nl-NL"/>
+        </w:rPr>
+        <w:t>Hierna heb ik een data index aangemaakt</w:t>
+      </w:r>
+      <w:r>
+        <w:rPr>
+          <w:lang w:val="nl-NL"/>
+        </w:rPr>
+        <w:t xml:space="preserve">, zodat ik alle data makkelijk op kan halen bij een klik voor de </w:t>
+      </w:r>
+      <w:proofErr w:type="spellStart"/>
+      <w:r>
+        <w:rPr>
+          <w:lang w:val="nl-NL"/>
+        </w:rPr>
+        <w:t>lightbox</w:t>
+      </w:r>
+      <w:proofErr w:type="spellEnd"/>
+      <w:r>
+        <w:rPr>
+          <w:lang w:val="nl-NL"/>
+        </w:rPr>
+        <w:t xml:space="preserve">, </w:t>
+      </w:r>
+    </w:p>
+    <w:p>
+      <w:pPr>
+        <w:pStyle w:val="ListParagraph"/>
+        <w:numPr>
+          <w:ilvl w:val="0"/>
+          <w:numId w:val="1"/>
+        </w:numPr>
+        <w:rPr>
+          <w:sz w:val="28"/>
+          <w:szCs w:val="28"/>
+          <w:lang w:val="nl-NL"/>
+        </w:rPr>
+      </w:pPr>
+      <w:r>
+        <w:rPr>
+          <w:lang w:val="nl-NL"/>
+        </w:rPr>
+        <w:t xml:space="preserve">Toen heb ik een filmkaartje gedefinieerd, als constant, </w:t>
+      </w:r>
+      <w:r>
+        <w:rPr>
+          <w:lang w:val="nl-NL"/>
+        </w:rPr>
+        <w:t xml:space="preserve">waarna hij een </w:t>
+      </w:r>
+      <w:proofErr w:type="spellStart"/>
+      <w:r>
+        <w:rPr>
+          <w:lang w:val="nl-NL"/>
+        </w:rPr>
+        <w:t>clickhandler</w:t>
+      </w:r>
+      <w:proofErr w:type="spellEnd"/>
+      <w:r>
+        <w:rPr>
+          <w:lang w:val="nl-NL"/>
+        </w:rPr>
+        <w:t xml:space="preserve"> toevoegt, via index bepaalt welke film het is, dit is dan </w:t>
+      </w:r>
+      <w:proofErr w:type="spellStart"/>
+      <w:r>
+        <w:rPr>
+          <w:lang w:val="nl-NL"/>
+        </w:rPr>
+        <w:t>chosenfilm</w:t>
+      </w:r>
+      <w:proofErr w:type="spellEnd"/>
+      <w:r>
+        <w:rPr>
+          <w:lang w:val="nl-NL"/>
+        </w:rPr>
+        <w:t xml:space="preserve">, hierna zet ik hier de content neer van de </w:t>
+      </w:r>
+      <w:proofErr w:type="spellStart"/>
+      <w:r>
+        <w:rPr>
+          <w:lang w:val="nl-NL"/>
+        </w:rPr>
+        <w:t>lightbox</w:t>
+      </w:r>
+      <w:proofErr w:type="spellEnd"/>
+      <w:r>
+        <w:rPr>
+          <w:lang w:val="nl-NL"/>
+        </w:rPr>
+        <w:t>, wat alle data uit de array zal zijn</w:t>
+      </w:r>
+      <w:r>
+        <w:rPr>
+          <w:lang w:val="nl-NL"/>
+        </w:rPr>
+        <w:t xml:space="preserve">, ook zet hij hem op display : </w:t>
+      </w:r>
+      <w:proofErr w:type="spellStart"/>
+      <w:r>
+        <w:rPr>
+          <w:lang w:val="nl-NL"/>
+        </w:rPr>
+        <w:t>flex</w:t>
+      </w:r>
+      <w:proofErr w:type="spellEnd"/>
+      <w:r>
+        <w:rPr>
+          <w:lang w:val="nl-NL"/>
+        </w:rPr>
+        <w:t>, terwijl die normaal op display : none staat</w:t>
+      </w:r>
+    </w:p>
+    <w:p>
+      <w:pPr>
+        <w:pStyle w:val="ListParagraph"/>
+        <w:numPr>
+          <w:ilvl w:val="0"/>
+          <w:numId w:val="1"/>
+        </w:numPr>
+        <w:rPr>
+          <w:sz w:val="28"/>
+          <w:szCs w:val="28"/>
+          <w:lang w:val="nl-NL"/>
+        </w:rPr>
+      </w:pPr>
+      <w:r>
+        <w:rPr>
+          <w:lang w:val="nl-NL"/>
+        </w:rPr>
+        <w:t xml:space="preserve">Hierna heb ik in CSS de </w:t>
+      </w:r>
+      <w:proofErr w:type="spellStart"/>
+      <w:r>
+        <w:rPr>
+          <w:lang w:val="nl-NL"/>
+        </w:rPr>
+        <w:t>ligh</w:t>
+      </w:r>
+      <w:r>
+        <w:rPr>
+          <w:lang w:val="nl-NL"/>
+        </w:rPr>
+        <w:t>t</w:t>
+      </w:r>
+      <w:r>
+        <w:rPr>
+          <w:lang w:val="nl-NL"/>
+        </w:rPr>
+        <w:t>box</w:t>
+      </w:r>
+      <w:proofErr w:type="spellEnd"/>
+      <w:r>
+        <w:rPr>
+          <w:lang w:val="nl-NL"/>
+        </w:rPr>
+        <w:t xml:space="preserve"> ontworpen,</w:t>
+      </w:r>
+      <w:r>
+        <w:rPr>
+          <w:lang w:val="nl-NL"/>
+        </w:rPr>
+        <w:t xml:space="preserve"> de locatie en grootte bepaald</w:t>
+      </w:r>
+    </w:p>
+    <w:p>
+      <w:pPr>
+        <w:pStyle w:val="ListParagraph"/>
+        <w:numPr>
+          <w:ilvl w:val="0"/>
+          <w:numId w:val="1"/>
+        </w:numPr>
+        <w:rPr>
+          <w:sz w:val="28"/>
+          <w:szCs w:val="28"/>
+          <w:lang w:val="nl-NL"/>
+        </w:rPr>
+      </w:pPr>
+      <w:r>
+        <w:rPr>
+          <w:lang w:val="nl-NL"/>
+        </w:rPr>
+        <w:t xml:space="preserve">Ik heb hierna de </w:t>
+      </w:r>
+      <w:proofErr w:type="spellStart"/>
+      <w:r>
+        <w:rPr>
+          <w:lang w:val="nl-NL"/>
+        </w:rPr>
+        <w:t>lighbox</w:t>
+      </w:r>
+      <w:proofErr w:type="spellEnd"/>
+      <w:r>
+        <w:rPr>
+          <w:lang w:val="nl-NL"/>
+        </w:rPr>
+        <w:t xml:space="preserve"> ingedeeld in een </w:t>
+      </w:r>
+      <w:proofErr w:type="spellStart"/>
+      <w:r>
+        <w:rPr>
+          <w:lang w:val="nl-NL"/>
+        </w:rPr>
+        <w:t>img</w:t>
+      </w:r>
+      <w:proofErr w:type="spellEnd"/>
+      <w:r>
+        <w:rPr>
+          <w:lang w:val="nl-NL"/>
+        </w:rPr>
+        <w:t xml:space="preserve"> en de info, de h2 </w:t>
+      </w:r>
+      <w:proofErr w:type="spellStart"/>
+      <w:r>
+        <w:rPr>
+          <w:lang w:val="nl-NL"/>
+        </w:rPr>
+        <w:t>id</w:t>
+      </w:r>
+      <w:proofErr w:type="spellEnd"/>
+      <w:r>
+        <w:rPr>
+          <w:lang w:val="nl-NL"/>
+        </w:rPr>
+        <w:t xml:space="preserve"> verbonden aan de titel en voor de rest &lt;p = </w:t>
+      </w:r>
+      <w:proofErr w:type="spellStart"/>
+      <w:r>
+        <w:rPr>
+          <w:lang w:val="nl-NL"/>
+        </w:rPr>
+        <w:t>id</w:t>
+      </w:r>
+      <w:proofErr w:type="spellEnd"/>
+      <w:r>
+        <w:rPr>
+          <w:lang w:val="nl-NL"/>
+        </w:rPr>
+        <w:t xml:space="preserve"> voor de resterende data</w:t>
+      </w:r>
+    </w:p>
+    <w:p>
+      <w:pPr>
+        <w:pStyle w:val="ListParagraph"/>
+        <w:numPr>
+          <w:ilvl w:val="0"/>
+          <w:numId w:val="1"/>
+        </w:numPr>
+        <w:rPr>
+          <w:sz w:val="28"/>
+          <w:szCs w:val="28"/>
+          <w:lang w:val="nl-NL"/>
+        </w:rPr>
+      </w:pPr>
+      <w:r>
+        <w:rPr>
+          <w:lang w:val="nl-NL"/>
+        </w:rPr>
+        <w:t xml:space="preserve">Hierna heb ik een click </w:t>
+      </w:r>
+      <w:proofErr w:type="spellStart"/>
+      <w:r>
+        <w:rPr>
+          <w:lang w:val="nl-NL"/>
+        </w:rPr>
+        <w:t>handler</w:t>
+      </w:r>
+      <w:proofErr w:type="spellEnd"/>
+      <w:r>
+        <w:rPr>
+          <w:lang w:val="nl-NL"/>
+        </w:rPr>
+        <w:t xml:space="preserve"> toegevoegd zodat als je klikt terwijl de </w:t>
+      </w:r>
+      <w:proofErr w:type="spellStart"/>
+      <w:r>
+        <w:rPr>
+          <w:lang w:val="nl-NL"/>
+        </w:rPr>
+        <w:t>lightbox</w:t>
+      </w:r>
+      <w:proofErr w:type="spellEnd"/>
+      <w:r>
+        <w:rPr>
+          <w:lang w:val="nl-NL"/>
+        </w:rPr>
+        <w:t xml:space="preserve"> open is hij weer sluit</w:t>
       </w:r>
     </w:p>
     <w:p>

--- a/Documents/Documentatie Dynamische Onderdelen.docx
+++ b/Documents/Documentatie Dynamische Onderdelen.docx
@@ -9,47 +9,13 @@
           <w:szCs w:val="28"/>
         </w:rPr>
       </w:pPr>
-      <w:proofErr w:type="spellStart"/>
       <w:r>
         <w:rPr>
           <w:sz w:val="28"/>
           <w:szCs w:val="28"/>
         </w:rPr>
-        <w:t>Documentatie</w:t>
-      </w:r>
-      <w:proofErr w:type="spellEnd"/>
-      <w:r>
-        <w:rPr>
-          <w:sz w:val="28"/>
-          <w:szCs w:val="28"/>
-        </w:rPr>
-        <w:t xml:space="preserve"> </w:t>
-      </w:r>
-      <w:proofErr w:type="spellStart"/>
-      <w:r>
-        <w:rPr>
-          <w:sz w:val="28"/>
-          <w:szCs w:val="28"/>
-        </w:rPr>
-        <w:t>Dynamische</w:t>
-      </w:r>
-      <w:proofErr w:type="spellEnd"/>
-      <w:r>
-        <w:rPr>
-          <w:sz w:val="28"/>
-          <w:szCs w:val="28"/>
-        </w:rPr>
-        <w:t xml:space="preserve"> </w:t>
-      </w:r>
-      <w:proofErr w:type="spellStart"/>
-      <w:r>
-        <w:rPr>
-          <w:sz w:val="28"/>
-          <w:szCs w:val="28"/>
-        </w:rPr>
-        <w:t>Onderdelen</w:t>
-      </w:r>
-      <w:proofErr w:type="spellEnd"/>
+        <w:t>Documentatie Dynamische Onderdelen</w:t>
+      </w:r>
     </w:p>
     <w:p>
       <w:pPr>
@@ -115,35 +81,7 @@
         <w:rPr>
           <w:lang w:val="nl-NL"/>
         </w:rPr>
-        <w:t xml:space="preserve">Light/Dark Mode, Accordeon (FAQ), Slideshow, Klok, </w:t>
-      </w:r>
-      <w:proofErr w:type="spellStart"/>
-      <w:r>
-        <w:rPr>
-          <w:lang w:val="nl-NL"/>
-        </w:rPr>
-        <w:t>Lightbox</w:t>
-      </w:r>
-      <w:proofErr w:type="spellEnd"/>
-      <w:r>
-        <w:rPr>
-          <w:lang w:val="nl-NL"/>
-        </w:rPr>
-        <w:t xml:space="preserve">, Zoekfunctie, Teller, </w:t>
-      </w:r>
-      <w:proofErr w:type="spellStart"/>
-      <w:r>
-        <w:rPr>
-          <w:lang w:val="nl-NL"/>
-        </w:rPr>
-        <w:t>To</w:t>
-      </w:r>
-      <w:proofErr w:type="spellEnd"/>
-      <w:r>
-        <w:rPr>
-          <w:lang w:val="nl-NL"/>
-        </w:rPr>
-        <w:t>-do lijst en Formulier met validatie.</w:t>
+        <w:t>Light/Dark Mode, Accordeon (FAQ), Slideshow, Klok, Lightbox, Zoekfunctie, Teller, To-do lijst en Formulier met validatie.</w:t>
       </w:r>
     </w:p>
     <w:p>
@@ -163,63 +101,7 @@
         <w:rPr>
           <w:lang w:val="nl-NL"/>
         </w:rPr>
-        <w:t xml:space="preserve">Hierna ben ik begonnen met het skelet van mijn website, ik heb een header gemaakt, een </w:t>
-      </w:r>
-      <w:proofErr w:type="spellStart"/>
-      <w:r>
-        <w:rPr>
-          <w:lang w:val="nl-NL"/>
-        </w:rPr>
-        <w:t>flexbox</w:t>
-      </w:r>
-      <w:proofErr w:type="spellEnd"/>
-      <w:r>
-        <w:rPr>
-          <w:lang w:val="nl-NL"/>
-        </w:rPr>
-        <w:t xml:space="preserve"> van 100% </w:t>
-      </w:r>
-      <w:proofErr w:type="spellStart"/>
-      <w:r>
-        <w:rPr>
-          <w:lang w:val="nl-NL"/>
-        </w:rPr>
-        <w:t>width</w:t>
-      </w:r>
-      <w:proofErr w:type="spellEnd"/>
-      <w:r>
-        <w:rPr>
-          <w:lang w:val="nl-NL"/>
-        </w:rPr>
-        <w:t xml:space="preserve"> en10% </w:t>
-      </w:r>
-      <w:proofErr w:type="spellStart"/>
-      <w:r>
-        <w:rPr>
-          <w:lang w:val="nl-NL"/>
-        </w:rPr>
-        <w:t>height</w:t>
-      </w:r>
-      <w:proofErr w:type="spellEnd"/>
-      <w:r>
-        <w:rPr>
-          <w:lang w:val="nl-NL"/>
-        </w:rPr>
-        <w:t xml:space="preserve">, hierin heb ik weer 3 </w:t>
-      </w:r>
-      <w:proofErr w:type="spellStart"/>
-      <w:r>
-        <w:rPr>
-          <w:lang w:val="nl-NL"/>
-        </w:rPr>
-        <w:t>flexboxes</w:t>
-      </w:r>
-      <w:proofErr w:type="spellEnd"/>
-      <w:r>
-        <w:rPr>
-          <w:lang w:val="nl-NL"/>
-        </w:rPr>
-        <w:t xml:space="preserve"> gemaakt, van 25%, 50% en 25%.</w:t>
+        <w:t>Hierna ben ik begonnen met het skelet van mijn website, ik heb een header gemaakt, een flexbox van 100% width en10% height, hierin heb ik weer 3 flexboxes gemaakt, van 25%, 50% en 25%.</w:t>
       </w:r>
     </w:p>
     <w:p>
@@ -251,21 +133,7 @@
         <w:rPr>
           <w:lang w:val="nl-NL"/>
         </w:rPr>
-        <w:t xml:space="preserve">, ik heb een </w:t>
-      </w:r>
-      <w:proofErr w:type="spellStart"/>
-      <w:r>
-        <w:rPr>
-          <w:lang w:val="nl-NL"/>
-        </w:rPr>
-        <w:t>const</w:t>
-      </w:r>
-      <w:proofErr w:type="spellEnd"/>
-      <w:r>
-        <w:rPr>
-          <w:lang w:val="nl-NL"/>
-        </w:rPr>
-        <w:t xml:space="preserve"> voor de datum gemaakt, waarna ik via let de huidige data heb opgehaald</w:t>
+        <w:t>, ik heb een const voor de datum gemaakt, waarna ik via let de huidige data heb opgehaald</w:t>
       </w:r>
       <w:r>
         <w:rPr>
@@ -279,47 +147,11 @@
         </w:rPr>
         <w:t xml:space="preserve">. Hierna heb ik de </w:t>
       </w:r>
-      <w:proofErr w:type="spellStart"/>
-      <w:r>
-        <w:rPr>
-          <w:lang w:val="nl-NL"/>
-        </w:rPr>
-        <w:t>de</w:t>
-      </w:r>
-      <w:proofErr w:type="spellEnd"/>
-      <w:r>
-        <w:rPr>
-          <w:lang w:val="nl-NL"/>
-        </w:rPr>
-        <w:t xml:space="preserve"> </w:t>
-      </w:r>
-      <w:proofErr w:type="spellStart"/>
-      <w:r>
-        <w:rPr>
-          <w:lang w:val="nl-NL"/>
-        </w:rPr>
-        <w:t>innertext</w:t>
-      </w:r>
-      <w:proofErr w:type="spellEnd"/>
-      <w:r>
-        <w:rPr>
-          <w:lang w:val="nl-NL"/>
-        </w:rPr>
-        <w:t xml:space="preserve"> van die </w:t>
-      </w:r>
-      <w:proofErr w:type="spellStart"/>
-      <w:r>
-        <w:rPr>
-          <w:lang w:val="nl-NL"/>
-        </w:rPr>
-        <w:t>flexbox</w:t>
-      </w:r>
-      <w:proofErr w:type="spellEnd"/>
-      <w:r>
-        <w:rPr>
-          <w:lang w:val="nl-NL"/>
-        </w:rPr>
-        <w:t xml:space="preserve"> naar de huidige datum gezet.</w:t>
+      <w:r>
+        <w:rPr>
+          <w:lang w:val="nl-NL"/>
+        </w:rPr>
+        <w:t>de innertext van die flexbox naar de huidige datum gezet.</w:t>
       </w:r>
     </w:p>
     <w:p>
@@ -339,41 +171,13 @@
         <w:rPr>
           <w:lang w:val="nl-NL"/>
         </w:rPr>
-        <w:t xml:space="preserve">Ik heb ongeveer hetzelfde gedaan voor de timer, hij haalt de uren, minuten en seconden op, en geeft me dan een volledige tijd. Ik heb toen een </w:t>
-      </w:r>
-      <w:proofErr w:type="spellStart"/>
-      <w:r>
-        <w:rPr>
-          <w:lang w:val="nl-NL"/>
-        </w:rPr>
-        <w:t>eventlistener</w:t>
-      </w:r>
-      <w:proofErr w:type="spellEnd"/>
-      <w:r>
-        <w:rPr>
-          <w:lang w:val="nl-NL"/>
-        </w:rPr>
-        <w:t xml:space="preserve"> gekoppeld </w:t>
-      </w:r>
-      <w:r>
-        <w:rPr>
-          <w:lang w:val="nl-NL"/>
-        </w:rPr>
-        <w:t xml:space="preserve">aan de </w:t>
-      </w:r>
-      <w:proofErr w:type="spellStart"/>
-      <w:r>
-        <w:rPr>
-          <w:lang w:val="nl-NL"/>
-        </w:rPr>
-        <w:t>flexbox</w:t>
-      </w:r>
-      <w:proofErr w:type="spellEnd"/>
-      <w:r>
-        <w:rPr>
-          <w:lang w:val="nl-NL"/>
-        </w:rPr>
-        <w:t xml:space="preserve"> waar de datum staat, zodat hij de tijd weergeeft als ik op de datum klik</w:t>
+        <w:t xml:space="preserve">Ik heb ongeveer hetzelfde gedaan voor de timer, hij haalt de uren, minuten en seconden op, en geeft me dan een volledige tijd. Ik heb toen een eventlistener gekoppeld </w:t>
+      </w:r>
+      <w:r>
+        <w:rPr>
+          <w:lang w:val="nl-NL"/>
+        </w:rPr>
+        <w:t>aan de flexbox waar de datum staat, zodat hij de tijd weergeeft als ik op de datum klik</w:t>
       </w:r>
       <w:r>
         <w:rPr>
@@ -385,35 +189,7 @@
         <w:rPr>
           <w:lang w:val="nl-NL"/>
         </w:rPr>
-        <w:t xml:space="preserve">, een variabele toegevoegd zodat hij af kan lezen of hij op dit moment de tijd laat zien of de datum, en </w:t>
-      </w:r>
-      <w:proofErr w:type="spellStart"/>
-      <w:r>
-        <w:rPr>
-          <w:lang w:val="nl-NL"/>
-        </w:rPr>
-        <w:t>updatetime</w:t>
-      </w:r>
-      <w:proofErr w:type="spellEnd"/>
-      <w:r>
-        <w:rPr>
-          <w:lang w:val="nl-NL"/>
-        </w:rPr>
-        <w:t xml:space="preserve"> alleen te laten werken als hij op dat moment de tijd laat zien. Ook heb ik via een </w:t>
-      </w:r>
-      <w:proofErr w:type="spellStart"/>
-      <w:r>
-        <w:rPr>
-          <w:lang w:val="nl-NL"/>
-        </w:rPr>
-        <w:t>if</w:t>
-      </w:r>
-      <w:proofErr w:type="spellEnd"/>
-      <w:r>
-        <w:rPr>
-          <w:lang w:val="nl-NL"/>
-        </w:rPr>
-        <w:t xml:space="preserve"> functie en mijn nieuwe variabele </w:t>
+        <w:t xml:space="preserve">, een variabele toegevoegd zodat hij af kan lezen of hij op dit moment de tijd laat zien of de datum, en updatetime alleen te laten werken als hij op dat moment de tijd laat zien. Ook heb ik via een if functie en mijn nieuwe variabele </w:t>
       </w:r>
       <w:r>
         <w:rPr>
@@ -445,21 +221,7 @@
         <w:rPr>
           <w:lang w:val="nl-NL"/>
         </w:rPr>
-        <w:t xml:space="preserve">Ook heb ik hierna kort in </w:t>
-      </w:r>
-      <w:proofErr w:type="spellStart"/>
-      <w:r>
-        <w:rPr>
-          <w:lang w:val="nl-NL"/>
-        </w:rPr>
-        <w:t>css</w:t>
-      </w:r>
-      <w:proofErr w:type="spellEnd"/>
-      <w:r>
-        <w:rPr>
-          <w:lang w:val="nl-NL"/>
-        </w:rPr>
-        <w:t xml:space="preserve"> toegevoegd dat als mijn cursor boven die </w:t>
+        <w:t xml:space="preserve">Ook heb ik hierna kort in css toegevoegd dat als mijn cursor boven die </w:t>
       </w:r>
       <w:r>
         <w:rPr>
@@ -497,21 +259,7 @@
         <w:rPr>
           <w:lang w:val="nl-NL"/>
         </w:rPr>
-        <w:t xml:space="preserve">opkomende films op kan zoeken en via </w:t>
-      </w:r>
-      <w:proofErr w:type="spellStart"/>
-      <w:r>
-        <w:rPr>
-          <w:lang w:val="nl-NL"/>
-        </w:rPr>
-        <w:t>lightboxes</w:t>
-      </w:r>
-      <w:proofErr w:type="spellEnd"/>
-      <w:r>
-        <w:rPr>
-          <w:lang w:val="nl-NL"/>
-        </w:rPr>
-        <w:t xml:space="preserve"> info kan zien.</w:t>
+        <w:t>opkomende films op kan zoeken en via lightboxes info kan zien.</w:t>
       </w:r>
     </w:p>
     <w:p>
@@ -537,35 +285,13 @@
         <w:rPr>
           <w:lang w:val="nl-NL"/>
         </w:rPr>
-        <w:t xml:space="preserve">na ben ik de data van alle films gaan verzamelen en heb ik het in een array gezet, dingen als naam, cast, genre </w:t>
-      </w:r>
-      <w:proofErr w:type="spellStart"/>
-      <w:r>
-        <w:rPr>
-          <w:lang w:val="nl-NL"/>
-        </w:rPr>
-        <w:t>enz</w:t>
-      </w:r>
-      <w:proofErr w:type="spellEnd"/>
-      <w:r>
-        <w:rPr>
-          <w:lang w:val="nl-NL"/>
-        </w:rPr>
-        <w:t xml:space="preserve">, dit heb ik van de </w:t>
-      </w:r>
-      <w:proofErr w:type="spellStart"/>
-      <w:r>
-        <w:rPr>
-          <w:lang w:val="nl-NL"/>
-        </w:rPr>
-        <w:t>pathe</w:t>
-      </w:r>
-      <w:proofErr w:type="spellEnd"/>
-      <w:r>
-        <w:rPr>
-          <w:lang w:val="nl-NL"/>
-        </w:rPr>
-        <w:t xml:space="preserve"> website, ook heb ik daar alle posters opgehaald als AVIF bestanden</w:t>
+        <w:t>na ben ik de data van alle films gaan verzamelen en heb ik het in een array gezet, dingen als naam, cast, genre enz</w:t>
+      </w:r>
+      <w:r>
+        <w:rPr>
+          <w:lang w:val="nl-NL"/>
+        </w:rPr>
+        <w:t>, dit heb ik van de pathe website, ook heb ik daar alle posters opgehaald als AVIF bestanden</w:t>
       </w:r>
     </w:p>
     <w:p>
@@ -585,105 +311,7 @@
         <w:rPr>
           <w:lang w:val="nl-NL"/>
         </w:rPr>
-        <w:t xml:space="preserve">Ik heb hierna een </w:t>
-      </w:r>
-      <w:proofErr w:type="spellStart"/>
-      <w:r>
-        <w:rPr>
-          <w:lang w:val="nl-NL"/>
-        </w:rPr>
-        <w:t>divje</w:t>
-      </w:r>
-      <w:proofErr w:type="spellEnd"/>
-      <w:r>
-        <w:rPr>
-          <w:lang w:val="nl-NL"/>
-        </w:rPr>
-        <w:t xml:space="preserve"> aangemaakt in mijn html waar hierna de info over de film in kan, deze heb ik een </w:t>
-      </w:r>
-      <w:proofErr w:type="spellStart"/>
-      <w:r>
-        <w:rPr>
-          <w:lang w:val="nl-NL"/>
-        </w:rPr>
-        <w:t>id</w:t>
-      </w:r>
-      <w:proofErr w:type="spellEnd"/>
-      <w:r>
-        <w:rPr>
-          <w:lang w:val="nl-NL"/>
-        </w:rPr>
-        <w:t xml:space="preserve"> en class gegeven, met </w:t>
-      </w:r>
-      <w:proofErr w:type="spellStart"/>
-      <w:r>
-        <w:rPr>
-          <w:lang w:val="nl-NL"/>
-        </w:rPr>
-        <w:t>css</w:t>
-      </w:r>
-      <w:proofErr w:type="spellEnd"/>
-      <w:r>
-        <w:rPr>
-          <w:lang w:val="nl-NL"/>
-        </w:rPr>
-        <w:t xml:space="preserve"> heb ik de grootte </w:t>
-      </w:r>
-      <w:proofErr w:type="spellStart"/>
-      <w:r>
-        <w:rPr>
-          <w:lang w:val="nl-NL"/>
-        </w:rPr>
-        <w:t>enz</w:t>
-      </w:r>
-      <w:proofErr w:type="spellEnd"/>
-      <w:r>
-        <w:rPr>
-          <w:lang w:val="nl-NL"/>
-        </w:rPr>
-        <w:t xml:space="preserve"> bepaald en daarna heb ik een </w:t>
-      </w:r>
-      <w:proofErr w:type="spellStart"/>
-      <w:r>
-        <w:rPr>
-          <w:lang w:val="nl-NL"/>
-        </w:rPr>
-        <w:t>foreach</w:t>
-      </w:r>
-      <w:proofErr w:type="spellEnd"/>
-      <w:r>
-        <w:rPr>
-          <w:lang w:val="nl-NL"/>
-        </w:rPr>
-        <w:t xml:space="preserve"> script geschreven in </w:t>
-      </w:r>
-      <w:proofErr w:type="spellStart"/>
-      <w:r>
-        <w:rPr>
-          <w:lang w:val="nl-NL"/>
-        </w:rPr>
-        <w:t>js</w:t>
-      </w:r>
-      <w:proofErr w:type="spellEnd"/>
-      <w:r>
-        <w:rPr>
-          <w:lang w:val="nl-NL"/>
-        </w:rPr>
-        <w:t xml:space="preserve"> die ervoor zorgt dat voor elke film automatisch een </w:t>
-      </w:r>
-      <w:proofErr w:type="spellStart"/>
-      <w:r>
-        <w:rPr>
-          <w:lang w:val="nl-NL"/>
-        </w:rPr>
-        <w:t>gridbox</w:t>
-      </w:r>
-      <w:proofErr w:type="spellEnd"/>
-      <w:r>
-        <w:rPr>
-          <w:lang w:val="nl-NL"/>
-        </w:rPr>
-        <w:t xml:space="preserve"> aangemaakt wordt.</w:t>
+        <w:t>Ik heb hierna een divje aangemaakt in mijn html waar hierna de info over de film in kan, deze heb ik een id en class gegeven, met css heb ik de grootte enz bepaald en daarna heb ik een foreach script geschreven in js die ervoor zorgt dat voor elke film automatisch een gridbox aangemaakt wordt.</w:t>
       </w:r>
     </w:p>
     <w:p>
@@ -709,16 +337,8 @@
         <w:rPr>
           <w:lang w:val="nl-NL"/>
         </w:rPr>
-        <w:t xml:space="preserve">, zodat ik alle data makkelijk op kan halen bij een klik voor de </w:t>
-      </w:r>
-      <w:proofErr w:type="spellStart"/>
-      <w:r>
-        <w:rPr>
-          <w:lang w:val="nl-NL"/>
-        </w:rPr>
-        <w:t>lightbox</w:t>
-      </w:r>
-      <w:proofErr w:type="spellEnd"/>
+        <w:t>, zodat ik alle data makkelijk op kan halen bij een klik voor de lightbox</w:t>
+      </w:r>
       <w:r>
         <w:rPr>
           <w:lang w:val="nl-NL"/>
@@ -749,69 +369,19 @@
         <w:rPr>
           <w:lang w:val="nl-NL"/>
         </w:rPr>
-        <w:t xml:space="preserve">waarna hij een </w:t>
-      </w:r>
-      <w:proofErr w:type="spellStart"/>
-      <w:r>
-        <w:rPr>
-          <w:lang w:val="nl-NL"/>
-        </w:rPr>
-        <w:t>clickhandler</w:t>
-      </w:r>
-      <w:proofErr w:type="spellEnd"/>
-      <w:r>
-        <w:rPr>
-          <w:lang w:val="nl-NL"/>
-        </w:rPr>
-        <w:t xml:space="preserve"> toevoegt, via index bepaalt welke film het is, dit is dan </w:t>
-      </w:r>
-      <w:proofErr w:type="spellStart"/>
-      <w:r>
-        <w:rPr>
-          <w:lang w:val="nl-NL"/>
-        </w:rPr>
-        <w:t>chosenfilm</w:t>
-      </w:r>
-      <w:proofErr w:type="spellEnd"/>
-      <w:r>
-        <w:rPr>
-          <w:lang w:val="nl-NL"/>
-        </w:rPr>
-        <w:t xml:space="preserve">, hierna zet ik hier de content neer van de </w:t>
-      </w:r>
-      <w:proofErr w:type="spellStart"/>
-      <w:r>
-        <w:rPr>
-          <w:lang w:val="nl-NL"/>
-        </w:rPr>
-        <w:t>lightbox</w:t>
-      </w:r>
-      <w:proofErr w:type="spellEnd"/>
-      <w:r>
-        <w:rPr>
-          <w:lang w:val="nl-NL"/>
-        </w:rPr>
-        <w:t>, wat alle data uit de array zal zijn</w:t>
-      </w:r>
-      <w:r>
-        <w:rPr>
-          <w:lang w:val="nl-NL"/>
-        </w:rPr>
-        <w:t xml:space="preserve">, ook zet hij hem op display : </w:t>
-      </w:r>
-      <w:proofErr w:type="spellStart"/>
-      <w:r>
-        <w:rPr>
-          <w:lang w:val="nl-NL"/>
-        </w:rPr>
-        <w:t>flex</w:t>
-      </w:r>
-      <w:proofErr w:type="spellEnd"/>
-      <w:r>
-        <w:rPr>
-          <w:lang w:val="nl-NL"/>
-        </w:rPr>
-        <w:t>, terwijl die normaal op display : none staat</w:t>
+        <w:t>waarna hij een clickhandler toevoegt, via index bepaalt welke film het is, dit is dan chosenfilm</w:t>
+      </w:r>
+      <w:r>
+        <w:rPr>
+          <w:lang w:val="nl-NL"/>
+        </w:rPr>
+        <w:t>, hierna zet ik hier de content neer van de lightbox, wat alle data uit de array zal zijn</w:t>
+      </w:r>
+      <w:r>
+        <w:rPr>
+          <w:lang w:val="nl-NL"/>
+        </w:rPr>
+        <w:t>, ook zet hij hem op display : flex, terwijl die normaal op display : none staat</w:t>
       </w:r>
     </w:p>
     <w:p>
@@ -831,14 +401,7 @@
         <w:rPr>
           <w:lang w:val="nl-NL"/>
         </w:rPr>
-        <w:t xml:space="preserve">Hierna heb ik in CSS de </w:t>
-      </w:r>
-      <w:proofErr w:type="spellStart"/>
-      <w:r>
-        <w:rPr>
-          <w:lang w:val="nl-NL"/>
-        </w:rPr>
-        <w:t>ligh</w:t>
+        <w:t>Hierna heb ik in CSS de ligh</w:t>
       </w:r>
       <w:r>
         <w:rPr>
@@ -850,14 +413,7 @@
         <w:rPr>
           <w:lang w:val="nl-NL"/>
         </w:rPr>
-        <w:t>box</w:t>
-      </w:r>
-      <w:proofErr w:type="spellEnd"/>
-      <w:r>
-        <w:rPr>
-          <w:lang w:val="nl-NL"/>
-        </w:rPr>
-        <w:t xml:space="preserve"> ontworpen,</w:t>
+        <w:t>box ontworpen,</w:t>
       </w:r>
       <w:r>
         <w:rPr>
@@ -883,63 +439,7 @@
         <w:rPr>
           <w:lang w:val="nl-NL"/>
         </w:rPr>
-        <w:t xml:space="preserve">Ik heb hierna de </w:t>
-      </w:r>
-      <w:proofErr w:type="spellStart"/>
-      <w:r>
-        <w:rPr>
-          <w:lang w:val="nl-NL"/>
-        </w:rPr>
-        <w:t>lighbox</w:t>
-      </w:r>
-      <w:proofErr w:type="spellEnd"/>
-      <w:r>
-        <w:rPr>
-          <w:lang w:val="nl-NL"/>
-        </w:rPr>
-        <w:t xml:space="preserve"> ingedeeld in een </w:t>
-      </w:r>
-      <w:proofErr w:type="spellStart"/>
-      <w:r>
-        <w:rPr>
-          <w:lang w:val="nl-NL"/>
-        </w:rPr>
-        <w:t>img</w:t>
-      </w:r>
-      <w:proofErr w:type="spellEnd"/>
-      <w:r>
-        <w:rPr>
-          <w:lang w:val="nl-NL"/>
-        </w:rPr>
-        <w:t xml:space="preserve"> en de info, de h2 </w:t>
-      </w:r>
-      <w:proofErr w:type="spellStart"/>
-      <w:r>
-        <w:rPr>
-          <w:lang w:val="nl-NL"/>
-        </w:rPr>
-        <w:t>id</w:t>
-      </w:r>
-      <w:proofErr w:type="spellEnd"/>
-      <w:r>
-        <w:rPr>
-          <w:lang w:val="nl-NL"/>
-        </w:rPr>
-        <w:t xml:space="preserve"> verbonden aan de titel en voor de rest &lt;p = </w:t>
-      </w:r>
-      <w:proofErr w:type="spellStart"/>
-      <w:r>
-        <w:rPr>
-          <w:lang w:val="nl-NL"/>
-        </w:rPr>
-        <w:t>id</w:t>
-      </w:r>
-      <w:proofErr w:type="spellEnd"/>
-      <w:r>
-        <w:rPr>
-          <w:lang w:val="nl-NL"/>
-        </w:rPr>
-        <w:t xml:space="preserve"> voor de resterende data</w:t>
+        <w:t>Ik heb hierna de lighbox ingedeeld in een img en de info, de h2 id verbonden aan de titel en voor de rest &lt;p = id voor de resterende data</w:t>
       </w:r>
     </w:p>
     <w:p>
@@ -959,35 +459,7 @@
         <w:rPr>
           <w:lang w:val="nl-NL"/>
         </w:rPr>
-        <w:t xml:space="preserve">Hierna heb ik een click </w:t>
-      </w:r>
-      <w:proofErr w:type="spellStart"/>
-      <w:r>
-        <w:rPr>
-          <w:lang w:val="nl-NL"/>
-        </w:rPr>
-        <w:t>handler</w:t>
-      </w:r>
-      <w:proofErr w:type="spellEnd"/>
-      <w:r>
-        <w:rPr>
-          <w:lang w:val="nl-NL"/>
-        </w:rPr>
-        <w:t xml:space="preserve"> toegevoegd zodat als je klikt terwijl de </w:t>
-      </w:r>
-      <w:proofErr w:type="spellStart"/>
-      <w:r>
-        <w:rPr>
-          <w:lang w:val="nl-NL"/>
-        </w:rPr>
-        <w:t>lightbox</w:t>
-      </w:r>
-      <w:proofErr w:type="spellEnd"/>
-      <w:r>
-        <w:rPr>
-          <w:lang w:val="nl-NL"/>
-        </w:rPr>
-        <w:t xml:space="preserve"> open is hij weer sluit</w:t>
+        <w:t>Hierna heb ik een click handler toegevoegd zodat als je klikt terwijl de lightbox open is hij weer sluit</w:t>
       </w:r>
     </w:p>
     <w:p>
@@ -1003,6 +475,45 @@
           <w:lang w:val="nl-NL"/>
         </w:rPr>
       </w:pPr>
+      <w:r>
+        <w:rPr>
+          <w:lang w:val="nl-NL"/>
+        </w:rPr>
+        <w:lastRenderedPageBreak/>
+        <w:t xml:space="preserve">Hierna  ging ik bezig met mijn </w:t>
+      </w:r>
+      <w:r>
+        <w:rPr>
+          <w:lang w:val="nl-NL"/>
+        </w:rPr>
+        <w:t>searchbar, ik heb</w:t>
+      </w:r>
+      <w:r>
+        <w:rPr>
+          <w:lang w:val="nl-NL"/>
+        </w:rPr>
+        <w:t xml:space="preserve"> een input div gemaakt, deze een style en een id gegeven, hierna in css ervoor gezorgd dat hij netjes boven in het midden zit</w:t>
+      </w:r>
+    </w:p>
+    <w:p>
+      <w:pPr>
+        <w:pStyle w:val="ListParagraph"/>
+        <w:numPr>
+          <w:ilvl w:val="0"/>
+          <w:numId w:val="1"/>
+        </w:numPr>
+        <w:rPr>
+          <w:sz w:val="28"/>
+          <w:szCs w:val="28"/>
+          <w:lang w:val="nl-NL"/>
+        </w:rPr>
+      </w:pPr>
+      <w:r>
+        <w:rPr>
+          <w:lang w:val="nl-NL"/>
+        </w:rPr>
+        <w:t>Hierna heb ik in javascript een functie gemaakt die de input checkt dit vergelijkt met de films en alleen de films displayt die dezelfde letters hebben</w:t>
+      </w:r>
     </w:p>
     <w:sectPr>
       <w:pgSz w:w="11906" w:h="16838"/>
